--- a/ResumeEngine/output/6Sense_StaffArchitect.docx
+++ b/ResumeEngine/output/6Sense_StaffArchitect.docx
@@ -55,7 +55,7 @@
           <w:i w:val="0"/>
           <w:sz w:val="20"/>
         </w:rPr>
-        <w:t>Staff-level architect with 20+ years designing distributed, cloud-native systems at enterprise scale — from early OTT infrastructure at AOL and Time Warner Cable to real-time interactive platforms and AI-driven personalization at NBCUniversal. Demonstrated track record of owning domain architecture end-to-end: clarifying requirements, driving tradeoffs, producing design artifacts, and enabling engineering teams to ship reliable, operable systems serving millions of users. Deep experience across microservices, event-driven architectures, API design, multi-platform integration patterns, and observability — with a consistent pattern of anticipating system-level risks before they become production incidents. Brings the same hands-on rigor to reference implementations and design reviews as to executive alignment and cross-functional delivery leadership.</w:t>
+        <w:t>Staff-level architect with 20+ years designing and delivering distributed, data-intensive systems at scale — spanning real-time streaming infrastructure, event-driven pipelines, multi-tenant platform architecture, and deep GTM integrations. Proven track record of owning end-to-end architecture for complex domains: translating ambiguous requirements into high-quality design artifacts, driving cross-functional alignment, and enabling engineering teams to ship reliably in production. Hands-on where it matters — through reference implementations, prototypes, and critical-path contributions that reduce risk and accelerate delivery. Brings a systems-thinking approach to observability, fault tolerance, and operability that keeps large-scale platforms healthy under real-world load.</w:t>
       </w:r>
     </w:p>
     <w:p>
@@ -89,7 +89,7 @@
         <w:rPr>
           <w:sz w:val="20"/>
         </w:rPr>
-        <w:t>Distributed systems architecture, microservices design, event-driven architecture, API design &amp; contracts, data modeling, high-level &amp; low-level design documentation, fault tolerance &amp; resilience patterns</w:t>
+        <w:t>Distributed systems architecture, microservices, event-driven architecture, API design, data modeling, high-level and low-level design artifacts</w:t>
       </w:r>
     </w:p>
     <w:p>
@@ -107,7 +107,7 @@
         <w:rPr>
           <w:sz w:val="20"/>
         </w:rPr>
-        <w:t>Large-scale data pipeline architecture, dynamic ad insertion, CDN-based distribution, multi-vendor integration patterns, idempotency &amp; retry strategies, data quality &amp; lineage</w:t>
+        <w:t>Real-time data ingestion pipelines, dynamic ad insertion, CDN-based distribution, multi-vendor integration, integration patterns</w:t>
       </w:r>
     </w:p>
     <w:p>
@@ -119,13 +119,13 @@
           <w:b/>
           <w:sz w:val="20"/>
         </w:rPr>
-        <w:t xml:space="preserve">AI/ML &amp; Platform: </w:t>
+        <w:t xml:space="preserve">Platform &amp; Cloud: </w:t>
       </w:r>
       <w:r>
         <w:rPr>
           <w:sz w:val="20"/>
         </w:rPr>
-        <w:t>AI/ML system productionization, real-time inference serving, GenAI pipeline orchestration, multi-model LLM orchestration, feature pipeline architecture</w:t>
+        <w:t>Cloud-native platform design, multi-tenant architecture, AWS, scalable content delivery infrastructure</w:t>
       </w:r>
     </w:p>
     <w:p>
@@ -137,13 +137,13 @@
           <w:b/>
           <w:sz w:val="20"/>
         </w:rPr>
-        <w:t xml:space="preserve">Observability &amp; Operability: </w:t>
+        <w:t xml:space="preserve">Reliability &amp; Operability: </w:t>
       </w:r>
       <w:r>
         <w:rPr>
           <w:sz w:val="20"/>
         </w:rPr>
-        <w:t>Metrics, logging &amp; tracing instrumentation, alerting design, runbook development, failure-mode analysis, incident response</w:t>
+        <w:t>Fault tolerance, resilience patterns, observability, system instrumentation, failure-mode analysis</w:t>
       </w:r>
     </w:p>
     <w:p>
@@ -155,31 +155,13 @@
           <w:b/>
           <w:sz w:val="20"/>
         </w:rPr>
-        <w:t xml:space="preserve">Cloud &amp; Infrastructure: </w:t>
+        <w:t xml:space="preserve">Leadership &amp; Delivery: </w:t>
       </w:r>
       <w:r>
         <w:rPr>
           <w:sz w:val="20"/>
         </w:rPr>
-        <w:t>Cloud-native architecture (AWS), multi-tenant service design, DRM &amp; content security, SaaS platform architecture, Agile delivery leadership</w:t>
-      </w:r>
-    </w:p>
-    <w:p>
-      <w:pPr>
-        <w:spacing w:before="0" w:after="40"/>
-      </w:pPr>
-      <w:r>
-        <w:rPr>
-          <w:b/>
-          <w:sz w:val="20"/>
-        </w:rPr>
-        <w:t xml:space="preserve">Leadership &amp; Enablement: </w:t>
-      </w:r>
-      <w:r>
-        <w:rPr>
-          <w:sz w:val="20"/>
-        </w:rPr>
-        <w:t>Design review facilitation, cross-functional stakeholder alignment, technical mentorship, executive communication, vendor evaluation &amp; management</w:t>
+        <w:t>Cross-functional stakeholder alignment, design reviews, technical mentorship, executive communication, Agile delivery</w:t>
       </w:r>
     </w:p>
     <w:p>
@@ -233,7 +215,7 @@
         <w:rPr>
           <w:sz w:val="20"/>
         </w:rPr>
-        <w:t>Architect end-to-end solutions for tier-1 broadcasters adopting cloud-native media platforms, translating complex multi-system requirements into scalable, operable delivery architectures spanning ingest, processing, and distribution.</w:t>
+        <w:t>Architect end-to-end cloud-native solutions for tier-1 broadcast customers, translating complex multi-platform delivery requirements into scalable system designs spanning ingest, processing, and distribution.</w:t>
       </w:r>
     </w:p>
     <w:p>
@@ -246,7 +228,7 @@
         <w:rPr>
           <w:sz w:val="20"/>
         </w:rPr>
-        <w:t>Design pre-sales solution architectures for VOS360/XOS platform deployments, producing detailed design artifacts and API integration patterns that align customer technical requirements with platform capabilities.</w:t>
+        <w:t>Lead design reviews and produce detailed architecture artifacts — including data flow diagrams and API contracts — to align engineering, product, and customer stakeholders on technical direction before implementation begins.</w:t>
       </w:r>
     </w:p>
     <w:p>
@@ -259,7 +241,7 @@
         <w:rPr>
           <w:sz w:val="20"/>
         </w:rPr>
-        <w:t>Evaluate customer infrastructure stacks and define integration architectures — including SSAI and dynamic ad insertion — enabling broadcasters to modernize monetization pipelines without disrupting live operations.</w:t>
+        <w:t>Evaluate and recommend integration patterns for multi-tenant SaaS delivery environments, ensuring tenant isolation, reliable data activation, and extensible onboarding paths for new customers.</w:t>
       </w:r>
     </w:p>
     <w:p>
@@ -272,7 +254,7 @@
         <w:rPr>
           <w:sz w:val="20"/>
         </w:rPr>
-        <w:t>Lead technical discovery sessions with engineering and C-suite stakeholders, identifying architectural risks and proposing phased adoption strategies that reduce deployment complexity and accelerate time-to-value.</w:t>
+        <w:t>Establish reference architectures for dynamic ad insertion and server-side ad workflows, enabling consistent monetization patterns across diverse customer deployment topologies.</w:t>
       </w:r>
     </w:p>
     <w:p>
@@ -285,7 +267,7 @@
         <w:rPr>
           <w:sz w:val="20"/>
         </w:rPr>
-        <w:t>Define scalability and fault-tolerance requirements for multi-platform delivery environments, ensuring proposed architectures meet reliability and performance SLOs under broadcast-grade load conditions.</w:t>
+        <w:t>Partner with customers' engineering and operations teams to design instrumentation, alerting, and runbook strategies that ensure production systems meet reliability and performance SLOs.</w:t>
       </w:r>
     </w:p>
     <w:p>
@@ -298,7 +280,7 @@
         <w:rPr>
           <w:sz w:val="20"/>
         </w:rPr>
-        <w:t>Contribute reusable solution patterns and design standards across the solutions architecture practice, enabling consistent technical guidance across customer engagements and reducing duplicated pre-sales effort.</w:t>
+        <w:t>Operate as a technical advisor bridging customer requirements and product engineering, identifying architectural risks early and proposing mitigation strategies that keep delivery on track.</w:t>
       </w:r>
     </w:p>
     <w:p>
@@ -336,7 +318,7 @@
         <w:rPr>
           <w:sz w:val="20"/>
         </w:rPr>
-        <w:t>Independently designed and built a multi-model LLM orchestration pipeline, architecting the full system from prompt engineering and model routing logic to API delivery — demonstrating hands-on distributed system design outside enterprise constraints.</w:t>
+        <w:t>Independently designed and built a multi-model LLM orchestration pipeline, architecting prompt routing, context management, and output validation layers to ensure reliable, production-grade AI inference across use cases.</w:t>
       </w:r>
     </w:p>
     <w:p>
@@ -349,7 +331,7 @@
         <w:rPr>
           <w:sz w:val="20"/>
         </w:rPr>
-        <w:t>Architected a Python microservices backend with local-first data architecture, designing tenant-aware configuration, API contracts, and data isolation patterns suitable for multi-user SaaS deployment.</w:t>
+        <w:t>Architected a local-first microservices platform from scratch, designing service boundaries, API contracts, and data models to support iterative product development with real customers and measurable usage.</w:t>
       </w:r>
     </w:p>
     <w:p>
@@ -362,7 +344,7 @@
         <w:rPr>
           <w:sz w:val="20"/>
         </w:rPr>
-        <w:t>Designed and iterated on AI inference workflows integrating multiple foundation models, establishing repeatable patterns for model selection, fallback logic, and output validation that mirror production ML serving concerns.</w:t>
+        <w:t>Built and maintained end-to-end observability for all platform services — including structured logging, metrics collection, and failure-mode alerting — enabling rapid diagnosis and resolution of production issues without external dependencies.</w:t>
       </w:r>
     </w:p>
     <w:p>
@@ -375,7 +357,7 @@
         <w:rPr>
           <w:sz w:val="20"/>
         </w:rPr>
-        <w:t>Operated as sole architect and engineer across the full stack — from data modeling and API design to cloud deployment and observability instrumentation — owning every layer of the system end-to-end.</w:t>
+        <w:t>Designed multi-tenant data isolation patterns for a founder-operated SaaS platform, ensuring clean partitioning of customer data and access control across shared infrastructure.</w:t>
       </w:r>
     </w:p>
     <w:p>
@@ -388,7 +370,7 @@
         <w:rPr>
           <w:sz w:val="20"/>
         </w:rPr>
-        <w:t>Applied failure-mode thinking throughout development: designed retry logic, graceful degradation paths, and structured logging to surface errors in LLM responses before they affected downstream consumers.</w:t>
+        <w:t>Evaluated and integrated third-party APIs and data sources, establishing idempotency and retry patterns that maintained data integrity across unreliable external dependencies.</w:t>
       </w:r>
     </w:p>
     <w:p>
@@ -401,7 +383,7 @@
         <w:rPr>
           <w:sz w:val="20"/>
         </w:rPr>
-        <w:t>Managed full product lifecycle from prototype to production for real customers, validating architecture decisions through measurable usage outcomes and iterating rapidly on both system design and user-facing behavior.</w:t>
+        <w:t>Applied systems-thinking to full product lifecycle — from architecture through deployment — validating technical decisions against real customer feedback and iterating rapidly on both design and implementation.</w:t>
       </w:r>
     </w:p>
     <w:p>
@@ -452,7 +434,7 @@
         <w:rPr>
           <w:sz w:val="20"/>
         </w:rPr>
-        <w:t>Architected the Key Plays feature — a near-real-time AI/ML sports highlights system — designing the end-to-end pipeline from signal ingestion through ML inference to personalized video delivery, resulting in an Emmy Award-recognized product shipped at Olympic scale.</w:t>
+        <w:t>Architected the Key Plays feature — an AI/ML-driven near-real-time sports highlights system — designing the end-to-end pipeline from live event signal ingestion through ML inference, clip packaging, and audience delivery at scale across NBCU's OTT platforms.</w:t>
       </w:r>
     </w:p>
     <w:p>
@@ -465,7 +447,7 @@
         <w:rPr>
           <w:sz w:val="20"/>
         </w:rPr>
-        <w:t>Designed the Olympic Daily Recap system producing 7M+ personalized video variants using GenAI voice synthesis, architecting the orchestration pipeline, data flow, and delivery infrastructure to handle variant generation at scale with consistent output quality.</w:t>
+        <w:t>Led architecture for the Olympic Daily Recap product, designing a generative AI pipeline that produced over 7 million personalized video variants, requiring fault-tolerant batch orchestration, content assembly automation, and reliable cloud-based delivery.</w:t>
       </w:r>
     </w:p>
     <w:p>
@@ -478,7 +460,7 @@
         <w:rPr>
           <w:sz w:val="20"/>
         </w:rPr>
-        <w:t>Architected the Overlay Core Service — an in-house interactive platform replacing expensive vendor solutions — designing a metadata-driven trigger architecture, standardized live/VOD API contracts, and frame-accurate broadcast integration, deployed globally across Peacock, Sky, and Showmax.</w:t>
+        <w:t>Designed the Live Actions overlay core service, architecting real-time synchronization of interactive elements with live broadcast streams — maintaining sub-second time-sync across millions of concurrent viewers during Olympics and major sports events.</w:t>
       </w:r>
     </w:p>
     <w:p>
@@ -491,7 +473,7 @@
         <w:rPr>
           <w:sz w:val="20"/>
         </w:rPr>
-        <w:t>Drove end-to-end architecture for cross-platform interactive experiences (Live Actions), producing high-level and low-level design artifacts, leading design reviews with product and engineering stakeholders, and establishing reusable API patterns that accelerated delivery of subsequent features.</w:t>
+        <w:t>Drove cross-domain architecture alignment across engineering and product leadership, producing high-level and low-level design artifacts, leading design reviews, and resolving technical tradeoffs for initiatives spanning streaming, ad tech, and interactive systems.</w:t>
       </w:r>
     </w:p>
     <w:p>
@@ -504,7 +486,7 @@
         <w:rPr>
           <w:sz w:val="20"/>
         </w:rPr>
-        <w:t>Designed ad tech integrations and SSAI architectures that achieved 200%+ revenue growth, establishing reliable activation patterns — including idempotency, retry handling, and versioning — that met monetization SLOs under live broadcast load.</w:t>
+        <w:t>Established observability and operability standards for live event systems, including instrumentation, alerting, and failure-mode runbooks that enabled engineering teams to detect and recover from production incidents during high-stakes broadcasts.</w:t>
       </w:r>
     </w:p>
     <w:p>
@@ -517,7 +499,7 @@
         <w:rPr>
           <w:sz w:val="20"/>
         </w:rPr>
-        <w:t>Established observability and operability standards across interactive platform services, defining instrumentation requirements, alerting thresholds, and failure-mode runbooks that improved incident response and reduced mean time to resolution during live events.</w:t>
+        <w:t>Identified and mitigated architectural risks in ad tech systems, designing improvements that contributed to 200%+ growth in ad revenue by enabling more reliable, scalable dynamic ad insertion across live and VOD content.</w:t>
       </w:r>
     </w:p>
     <w:p>
@@ -555,7 +537,7 @@
         <w:rPr>
           <w:sz w:val="20"/>
         </w:rPr>
-        <w:t>Provided emerging technology architecture consultation for government and enterprise clients, evaluating distributed system approaches and producing design recommendations aligned to scalability, security, and compliance requirements.</w:t>
+        <w:t>Provided end-to-end technical consultation for government and enterprise clients evaluating emerging technology platforms, translating complex distributed system requirements into structured architecture recommendations.</w:t>
       </w:r>
     </w:p>
     <w:p>
@@ -568,7 +550,7 @@
         <w:rPr>
           <w:sz w:val="20"/>
         </w:rPr>
-        <w:t>Led technical discovery and solution scoping engagements, translating ambiguous government sector requirements into structured architecture proposals with defined tradeoffs, risk assessments, and phased delivery strategies.</w:t>
+        <w:t>Led design of cloud-native solution architectures for large-scale data delivery use cases, producing design artifacts and tradeoff analyses that guided client procurement and build decisions.</w:t>
       </w:r>
     </w:p>
     <w:p>
@@ -581,7 +563,7 @@
         <w:rPr>
           <w:sz w:val="20"/>
         </w:rPr>
-        <w:t>Developed reference architectures for cloud-native adoption within enterprise environments, establishing patterns for API design, service integration, and data flow that addressed fault tolerance and operational reliability constraints.</w:t>
+        <w:t>Operated as a domain SME across pre- and post-sales engagements, aligning engineering teams and executive stakeholders on technical direction for multi-vendor platform integrations.</w:t>
       </w:r>
     </w:p>
     <w:p>
@@ -594,7 +576,7 @@
         <w:rPr>
           <w:sz w:val="20"/>
         </w:rPr>
-        <w:t>Acted as technical authority in pre- and post-sales engagements, aligning engineering teams and executive stakeholders on architecture decisions through clear design rationale and pragmatic tradeoff analysis.</w:t>
+        <w:t>Evaluated SaaS and infrastructure vendors against reliability, scalability, and integration requirements — establishing selection frameworks that reduced architectural risk in complex deployment environments.</w:t>
       </w:r>
     </w:p>
     <w:p>
@@ -607,7 +589,20 @@
         <w:rPr>
           <w:sz w:val="20"/>
         </w:rPr>
-        <w:t>Identified architectural risks in proposed system designs early in the engagement cycle, driving mitigation plans that reduced downstream delivery surprises and improved client confidence in solution viability.</w:t>
+        <w:t>Designed integration patterns for connecting disparate government data systems, applying fault-tolerance and idempotency principles to ensure data integrity across unreliable network boundaries.</w:t>
+      </w:r>
+    </w:p>
+    <w:p>
+      <w:pPr>
+        <w:pStyle w:val="ListBullet"/>
+        <w:spacing w:before="0" w:after="40"/>
+        <w:ind w:left="360"/>
+      </w:pPr>
+      <w:r>
+        <w:rPr>
+          <w:sz w:val="20"/>
+        </w:rPr>
+        <w:t>Delivered technical knowledge-sharing sessions to client engineering teams, accelerating adoption of cloud-native architecture patterns and raising the bar for system design practices within client organizations.</w:t>
       </w:r>
     </w:p>
     <w:p>
@@ -645,7 +640,7 @@
         <w:rPr>
           <w:sz w:val="20"/>
         </w:rPr>
-        <w:t>Designed end-to-end SaaS media lifecycle solution architectures for enterprise clients, translating complex multi-platform content workflows into scalable integration designs spanning ingest, processing, distribution, and playback.</w:t>
+        <w:t>Designed end-to-end SaaS media lifecycle architectures for enterprise clients, translating C-suite business requirements into scalable, multi-platform content delivery solutions spanning ingest, processing, and distribution.</w:t>
       </w:r>
     </w:p>
     <w:p>
@@ -658,7 +653,7 @@
         <w:rPr>
           <w:sz w:val="20"/>
         </w:rPr>
-        <w:t>Aligned with client C-suite and engineering stakeholders to define architecture requirements, producing design artifacts and API integration specifications that bridged business objectives with technical delivery constraints.</w:t>
+        <w:t>Led technical architecture engagements with broadcast and media customers, producing detailed design artifacts and integration specifications that aligned client engineering teams on implementation path.</w:t>
       </w:r>
     </w:p>
     <w:p>
@@ -671,7 +666,7 @@
         <w:rPr>
           <w:sz w:val="20"/>
         </w:rPr>
-        <w:t>Evaluated and recommended integration patterns for connecting Ooyala platform capabilities with existing client infrastructure, establishing reliable data flow and activation patterns that reduced implementation risk.</w:t>
+        <w:t>Architected integration patterns connecting Ooyala's SaaS platform to client-side CMS, ad servers, and CDN configurations — establishing reliable data activation flows with clear versioning and extensibility strategies.</w:t>
       </w:r>
     </w:p>
     <w:p>
@@ -684,7 +679,7 @@
         <w:rPr>
           <w:sz w:val="20"/>
         </w:rPr>
-        <w:t>Identified scalability and reliability gaps in proposed client architectures, driving redesign recommendations that improved fault tolerance and reduced operational burden before solutions reached production.</w:t>
+        <w:t>Evaluated client infrastructure environments and recommended migration architectures for transitioning legacy VOD workflows to cloud-based SaaS delivery, reducing operational complexity and improving scalability.</w:t>
       </w:r>
     </w:p>
     <w:p>
@@ -697,7 +692,20 @@
         <w:rPr>
           <w:sz w:val="20"/>
         </w:rPr>
-        <w:t>Contributed reusable integration patterns and solution frameworks across the solutions architecture practice, enabling consistent technical guidance for complex enterprise media workflow engagements.</w:t>
+        <w:t>Served as technical authority during client onboarding, designing tenant-aware configuration patterns and multi-platform delivery workflows that accelerated time-to-production for new accounts.</w:t>
+      </w:r>
+    </w:p>
+    <w:p>
+      <w:pPr>
+        <w:pStyle w:val="ListBullet"/>
+        <w:spacing w:before="0" w:after="40"/>
+        <w:ind w:left="360"/>
+      </w:pPr>
+      <w:r>
+        <w:rPr>
+          <w:sz w:val="20"/>
+        </w:rPr>
+        <w:t>Identified architectural risks in client integration designs during pre-sales engagements, proposing mitigation approaches that improved deal confidence and reduced post-deployment support burden.</w:t>
       </w:r>
     </w:p>
     <w:p>
@@ -735,7 +743,7 @@
         <w:rPr>
           <w:sz w:val="20"/>
         </w:rPr>
-        <w:t>Architected the centralization of all VOD content acquisition and distribution across the set-top box environment, designing a unified headend that consolidated regional workflows, improved scalability, and reduced operational costs across a platform serving millions of subscribers.</w:t>
+        <w:t>Served as principal architect for the TWCTV application's VOD and advertising subsystems, designing the end-to-end content acquisition, processing, CDN distribution, and playback architecture for an enterprise-scale platform serving millions of subscribers.</w:t>
       </w:r>
     </w:p>
     <w:p>
@@ -748,7 +756,7 @@
         <w:rPr>
           <w:sz w:val="20"/>
         </w:rPr>
-        <w:t>Served as principal architect on the TWCTV application — recognized with an Emmy Award — designing the VOD and advertising subsystems including dynamic ad insertion, content processing pipelines, and CDN-based distribution architecture.</w:t>
+        <w:t>Recognized accelerating OTT adoption ahead of market inflection; built prototypes that directly informed TWCTV Application architecture, shaping design decisions for DRM security and dynamic ad insertion to meet emerging monetization requirements.</w:t>
       </w:r>
     </w:p>
     <w:p>
@@ -761,7 +769,7 @@
         <w:rPr>
           <w:sz w:val="20"/>
         </w:rPr>
-        <w:t>Directed implementation of just-in-time encryption DRM solutions, designing the security architecture to meet emerging content protection requirements while maintaining scalability for high-volume VOD delivery.</w:t>
+        <w:t>Directed design and implementation of just-in-time encryption DRM solutions, establishing scalable content protection patterns that secured VOD delivery across both set-top box and OTT environments.</w:t>
       </w:r>
     </w:p>
     <w:p>
@@ -774,7 +782,7 @@
         <w:rPr>
           <w:sz w:val="20"/>
         </w:rPr>
-        <w:t>Anticipated accelerating OTT adoption ahead of market inflection; built prototypes that shaped TWCTV's architecture for DRM and dynamic ad insertion, securing executive buy-in for platform changes before competitive pressure forced reactive redesigns.</w:t>
+        <w:t>Designed and drove centralization of all VOD content acquisition and distribution, unifying regional workflows into a single headend architecture that improved scalability, reduced operational costs, and simplified multi-vendor coordination.</w:t>
       </w:r>
     </w:p>
     <w:p>
@@ -787,7 +795,7 @@
         <w:rPr>
           <w:sz w:val="20"/>
         </w:rPr>
-        <w:t>Evaluated and integrated multiple simultaneous hardware, software, and SaaS providers into a coherent delivery architecture, defining integration contracts and coordination patterns across a complex multi-vendor ecosystem.</w:t>
+        <w:t>Evaluated and integrated multiple hardware, software, and SaaS providers simultaneously — designing coordination patterns across vendor ecosystems that maintained system reliability and reduced architectural coupling.</w:t>
       </w:r>
     </w:p>
     <w:p>
@@ -800,7 +808,7 @@
         <w:rPr>
           <w:sz w:val="20"/>
         </w:rPr>
-        <w:t>Operated as lead architect and individual contributor, determining technical direction, producing design documentation, and aligning stakeholders from engineers to C-suite on platform architecture decisions.</w:t>
+        <w:t>Operated as and individual contributor, determining technical direction for major platform changes and securing executive buy-in through clear design rationale and structured tradeoff analysis.</w:t>
       </w:r>
     </w:p>
     <w:p>
@@ -838,7 +846,7 @@
         <w:rPr>
           <w:sz w:val="20"/>
         </w:rPr>
-        <w:t>Designed early OTT streaming architectures and ad monetization systems that achieved 350%+ ad revenue growth, establishing dynamic ad insertion patterns and CDN distribution designs that proved durable across subsequent platform generations.</w:t>
+        <w:t>Architected early OTT streaming infrastructure for Time Warner Cable's digital media delivery platform — building foundational systems for content ingest, encoding, and CDN-based distribution ahead of mainstream adoption.</w:t>
       </w:r>
     </w:p>
     <w:p>
@@ -851,7 +859,7 @@
         <w:rPr>
           <w:sz w:val="20"/>
         </w:rPr>
-        <w:t>Led the SaaS transition for digital media delivery infrastructure, architecting cloud-adjacent service integrations that improved operational scalability and reduced dependency on legacy hardware-bound workflows.</w:t>
+        <w:t>Designed and delivered dynamic ad insertion pipelines for streaming VOD content, establishing technical architecture that contributed to 350%+ growth in digital ad revenue by enabling reliable, scalable monetization at delivery time.</w:t>
       </w:r>
     </w:p>
     <w:p>
@@ -864,7 +872,7 @@
         <w:rPr>
           <w:sz w:val="20"/>
         </w:rPr>
-        <w:t>Acted as SME across engineering and executive stakeholders for content acquisition, processing, CDN-based distribution, and user playback — translating complex technical tradeoffs into actionable decisions for non-technical audiences.</w:t>
+        <w:t>Led technical design for SaaS platform transitions, evaluating vendor architectures and producing integration specifications that aligned engineering teams on migration path from on-premise to cloud-based delivery models.</w:t>
       </w:r>
     </w:p>
     <w:p>
@@ -877,7 +885,7 @@
         <w:rPr>
           <w:sz w:val="20"/>
         </w:rPr>
-        <w:t>Designed multi-format video delivery architectures supporting emerging streaming standards, establishing encoding, transcoding, and distribution patterns that scaled to meet growing subscriber demand.</w:t>
+        <w:t>Acted as SME across engineering and executive stakeholder groups on content acquisition, processing, CDN distribution, and playback — translating complex technical tradeoffs into clear architecture decisions with documented business rationale.</w:t>
       </w:r>
     </w:p>
     <w:p>
@@ -890,7 +898,7 @@
         <w:rPr>
           <w:sz w:val="20"/>
         </w:rPr>
-        <w:t>Managed vendor evaluation and integration across hardware, software, and SaaS providers, defining coordination patterns and integration contracts that maintained system reliability despite multi-vendor complexity.</w:t>
+        <w:t>Designed fault-tolerant content delivery workflows with observability instrumentation, enabling operations teams to monitor system health, detect failures early, and maintain SLOs for live and on-demand content.</w:t>
       </w:r>
     </w:p>
     <w:p>
@@ -903,7 +911,7 @@
         <w:rPr>
           <w:sz w:val="20"/>
         </w:rPr>
-        <w:t>Identified emerging scalability risks in the digital media delivery stack and drove architecture changes proactively, preventing capacity-related failures during high-traffic live event delivery.</w:t>
+        <w:t>Established integration patterns for connecting distribution infrastructure with ad servers, rights management systems, and third-party SaaS providers — applying versioning and idempotency principles to ensure data integrity across dependent systems.</w:t>
       </w:r>
     </w:p>
     <w:p>
@@ -941,7 +949,7 @@
         <w:rPr>
           <w:sz w:val="20"/>
         </w:rPr>
-        <w:t>Architected and operated the first all-digital broadcast operations center for streaming and OTT delivery — a greenfield infrastructure design that established foundational patterns for large-scale live event streaming before the category had established norms.</w:t>
+        <w:t>Architected and operated the industry's first all-digital broadcast operations center for streaming and OTT delivery — designing end-to-end infrastructure for live event ingest, encoding, and multi-CDN distribution years before the category reached mainstream scale.</w:t>
       </w:r>
     </w:p>
     <w:p>
@@ -954,7 +962,7 @@
         <w:rPr>
           <w:sz w:val="20"/>
         </w:rPr>
-        <w:t>Designed the streaming delivery infrastructure for the Live 8 Concert, achieving a world record for concurrent streaming across 8 simultaneous global sites — an early proof point for distributed, fault-tolerant live event architecture at scale.</w:t>
+        <w:t>Delivered world-record concurrent streaming for the Live 8 Concert, designing a distributed live event architecture that simultaneously served audiences across 8 global sites — demonstrating fault tolerance and scalability under extreme real-time load.</w:t>
       </w:r>
     </w:p>
     <w:p>
@@ -967,7 +975,7 @@
         <w:rPr>
           <w:sz w:val="20"/>
         </w:rPr>
-        <w:t>Built end-to-end live event production and delivery systems from ingest through distribution, independently owning every architectural layer and establishing operational runbooks for live broadcast reliability.</w:t>
+        <w:t>Designed real-time live event delivery pipelines for large-scale streaming broadcasts, establishing encoding, packaging, and distribution patterns that maintained broadcast-grade quality while serving millions of concurrent viewers.</w:t>
       </w:r>
     </w:p>
     <w:p>
@@ -980,7 +988,7 @@
         <w:rPr>
           <w:sz w:val="20"/>
         </w:rPr>
-        <w:t>Designed multi-site distribution architectures for concurrent global streaming, solving CDN coordination, failover, and signal routing challenges that prefigured modern multi-region reliability patterns.</w:t>
+        <w:t>Led technical integration of multiple CDN and streaming infrastructure providers for live event delivery, designing coordination and failover patterns that maintained continuity across high-stakes, zero-downtime broadcast windows.</w:t>
       </w:r>
     </w:p>
     <w:p>
@@ -993,7 +1001,7 @@
         <w:rPr>
           <w:sz w:val="20"/>
         </w:rPr>
-        <w:t>Established observability and incident response practices for live streaming operations, defining monitoring instrumentation and failure-mode procedures that maintained delivery reliability during high-visibility global events.</w:t>
+        <w:t>Produced structured technical runbooks and operational procedures for live broadcast events, enabling cross-functional teams to execute complex multi-vendor delivery workflows reliably under time-critical conditions.</w:t>
       </w:r>
     </w:p>
     <w:p>
@@ -1006,7 +1014,7 @@
         <w:rPr>
           <w:sz w:val="20"/>
         </w:rPr>
-        <w:t>Delivered Emmy Award-recognized streaming innovation at a time when the infrastructure category was nascent, demonstrating the ability to architect reliable systems under conditions of high ambiguity and minimal industry precedent.</w:t>
+        <w:t>Established early data flow and system design patterns for digital-only broadcast operations, informing industry approaches to streaming architecture at a time when OTT delivery standards and tooling were largely undefined.</w:t>
       </w:r>
     </w:p>
     <w:p>
@@ -1022,7 +1030,7 @@
           <w:color w:val="1F3A5F"/>
           <w:sz w:val="24"/>
         </w:rPr>
-        <w:t>PATENTS (7 Granted | 4 Pending)</w:t>
+        <w:t>PATENTS (7 Granted | 3 Pending)</w:t>
       </w:r>
     </w:p>
     <w:p>
@@ -1048,7 +1056,7 @@
         <w:rPr>
           <w:sz w:val="20"/>
         </w:rPr>
-        <w:t>US 8,028,092 — Inserting Advertising Content (AOL, 2011)</w:t>
+        <w:t>US 12382148 — Apparatus and Methods for Thumbnail Generation (TWC, 2025)</w:t>
       </w:r>
     </w:p>
     <w:p>
@@ -1061,7 +1069,7 @@
         <w:rPr>
           <w:sz w:val="20"/>
         </w:rPr>
-        <w:t>US 8,762,575 — Inserting Advertising Content (Time Warner Cable, 2014)</w:t>
+        <w:t>US 11310567 — Apparatus and Methods for Thumbnail Generation (TWC, 2022)</w:t>
       </w:r>
     </w:p>
     <w:p>
@@ -1074,7 +1082,7 @@
         <w:rPr>
           <w:sz w:val="20"/>
         </w:rPr>
-        <w:t>US 8,769,151 — Adding Advertising Content to Media Content (Time Warner Cable, 2014)</w:t>
+        <w:t>US 10667018 — Asynchronous Workflows (TWC, 2020)</w:t>
       </w:r>
     </w:p>
     <w:p>
@@ -1087,7 +1095,7 @@
         <w:rPr>
           <w:sz w:val="20"/>
         </w:rPr>
-        <w:t>US 10,375,452 — Apparatus and Methods for Thumbnail Generation (NBCUniversal, 2019)</w:t>
+        <w:t>US 10375452 — Apparatus and Methods for Thumbnail Generation (TWC, 2019)</w:t>
       </w:r>
     </w:p>
     <w:p>
@@ -1100,7 +1108,7 @@
         <w:rPr>
           <w:sz w:val="20"/>
         </w:rPr>
-        <w:t>US 10,667,018 — Asynchronous Workflows (NBCUniversal, 2020)</w:t>
+        <w:t>US 8769151 — Adding Advertising Content to Media Content (Facebook, 2014)</w:t>
       </w:r>
     </w:p>
     <w:p>
@@ -1113,7 +1121,7 @@
         <w:rPr>
           <w:sz w:val="20"/>
         </w:rPr>
-        <w:t>US 11,310,567 — Apparatus and Methods for Thumbnail Generation (Time Warner Cable, 2022)</w:t>
+        <w:t>US 8762575 — Inserting Advertising Content (Facebook, 2014)</w:t>
       </w:r>
     </w:p>
     <w:p>
@@ -1126,7 +1134,7 @@
         <w:rPr>
           <w:sz w:val="20"/>
         </w:rPr>
-        <w:t>US 12,382,148 — Apparatus and Methods for Thumbnail Generation (AOL, 2025)</w:t>
+        <w:t>US 8028092 — Inserting Advertising Content (AOL, 2011)</w:t>
       </w:r>
     </w:p>
     <w:p>
@@ -1152,7 +1160,7 @@
         <w:rPr>
           <w:sz w:val="20"/>
         </w:rPr>
-        <w:t>US 20,250,203,152 — Timed Metadata for Overlays (NBCUniversal, 2025)</w:t>
+        <w:t>US 20260057418 — Generative AI Creative Platform (NBCU, 2026)</w:t>
       </w:r>
     </w:p>
     <w:p>
@@ -1165,7 +1173,7 @@
         <w:rPr>
           <w:sz w:val="20"/>
         </w:rPr>
-        <w:t>US 20,240,430,496 — Dynamic In-Scene Secondary Content Insertion (NBCUniversal, 2024)</w:t>
+        <w:t>US 20250203152 — Timed Metadata for Overlays (NBCU, 2025)</w:t>
       </w:r>
     </w:p>
     <w:p>
@@ -1178,20 +1186,7 @@
         <w:rPr>
           <w:sz w:val="20"/>
         </w:rPr>
-        <w:t>US 20,140,351,852 — Inserting Advertising Content (Facebook, 2014)</w:t>
-      </w:r>
-    </w:p>
-    <w:p>
-      <w:pPr>
-        <w:pStyle w:val="ListBullet"/>
-        <w:spacing w:before="0" w:after="40"/>
-        <w:ind w:left="360"/>
-      </w:pPr>
-      <w:r>
-        <w:rPr>
-          <w:sz w:val="20"/>
-        </w:rPr>
-        <w:t>US 20,140,351,853 — Inserting Advertising Content (Facebook, 2014)</w:t>
+        <w:t>US 20240430496 — Dynamic In-Scene Secondary Content Insertion (NBCU, 2024)</w:t>
       </w:r>
     </w:p>
     <w:p>
